--- a/Documentacao/Documentação do Código.docx
+++ b/Documentacao/Documentação do Código.docx
@@ -318,31 +318,15 @@
           <w:b/>
           <w:bCs/>
         </w:rPr>
-        <w:t>ajustar_para_</w:t>
-      </w:r>
-      <w:proofErr w:type="gramStart"/>
-      <w:r>
-        <w:rPr>
-          <w:b/>
-          <w:bCs/>
-        </w:rPr>
-        <w:t>metros</w:t>
-      </w:r>
-      <w:proofErr w:type="spellEnd"/>
-      <w:r>
-        <w:rPr>
-          <w:b/>
-          <w:bCs/>
-        </w:rPr>
-        <w:t>(</w:t>
-      </w:r>
-      <w:proofErr w:type="gramEnd"/>
-      <w:r>
-        <w:rPr>
-          <w:b/>
-          <w:bCs/>
-        </w:rPr>
-        <w:t xml:space="preserve">lista, </w:t>
+        <w:t>ajustar_para_metros</w:t>
+      </w:r>
+      <w:proofErr w:type="spellEnd"/>
+      <w:r>
+        <w:rPr>
+          <w:b/>
+          <w:bCs/>
+        </w:rPr>
+        <w:t xml:space="preserve">(lista, </w:t>
       </w:r>
       <w:proofErr w:type="spellStart"/>
       <w:r>
@@ -422,31 +406,15 @@
           <w:b/>
           <w:bCs/>
         </w:rPr>
-        <w:t>posicao_em_</w:t>
-      </w:r>
-      <w:proofErr w:type="gramStart"/>
-      <w:r>
-        <w:rPr>
-          <w:b/>
-          <w:bCs/>
-        </w:rPr>
-        <w:t>metros</w:t>
-      </w:r>
-      <w:proofErr w:type="spellEnd"/>
-      <w:r>
-        <w:rPr>
-          <w:b/>
-          <w:bCs/>
-        </w:rPr>
-        <w:t>(</w:t>
-      </w:r>
-      <w:proofErr w:type="gramEnd"/>
-      <w:r>
-        <w:rPr>
-          <w:b/>
-          <w:bCs/>
-        </w:rPr>
-        <w:t xml:space="preserve">valor, </w:t>
+        <w:t>posicao_em_metros</w:t>
+      </w:r>
+      <w:proofErr w:type="spellEnd"/>
+      <w:r>
+        <w:rPr>
+          <w:b/>
+          <w:bCs/>
+        </w:rPr>
+        <w:t xml:space="preserve">(valor, </w:t>
       </w:r>
       <w:proofErr w:type="spellStart"/>
       <w:r>
@@ -506,31 +474,15 @@
           <w:b/>
           <w:bCs/>
         </w:rPr>
-        <w:t>separar_</w:t>
-      </w:r>
-      <w:proofErr w:type="gramStart"/>
-      <w:r>
-        <w:rPr>
-          <w:b/>
-          <w:bCs/>
-        </w:rPr>
-        <w:t>altura</w:t>
-      </w:r>
-      <w:proofErr w:type="spellEnd"/>
-      <w:r>
-        <w:rPr>
-          <w:b/>
-          <w:bCs/>
-        </w:rPr>
-        <w:t>(</w:t>
-      </w:r>
-      <w:proofErr w:type="gramEnd"/>
-      <w:r>
-        <w:rPr>
-          <w:b/>
-          <w:bCs/>
-        </w:rPr>
-        <w:t xml:space="preserve">lista, </w:t>
+        <w:t>separar_altura</w:t>
+      </w:r>
+      <w:proofErr w:type="spellEnd"/>
+      <w:r>
+        <w:rPr>
+          <w:b/>
+          <w:bCs/>
+        </w:rPr>
+        <w:t xml:space="preserve">(lista, </w:t>
       </w:r>
       <w:proofErr w:type="spellStart"/>
       <w:r>
@@ -566,31 +518,15 @@
           <w:b/>
           <w:bCs/>
         </w:rPr>
-        <w:t>separar_</w:t>
-      </w:r>
-      <w:proofErr w:type="gramStart"/>
-      <w:r>
-        <w:rPr>
-          <w:b/>
-          <w:bCs/>
-        </w:rPr>
-        <w:t>largura</w:t>
-      </w:r>
-      <w:proofErr w:type="spellEnd"/>
-      <w:r>
-        <w:rPr>
-          <w:b/>
-          <w:bCs/>
-        </w:rPr>
-        <w:t>(</w:t>
-      </w:r>
-      <w:proofErr w:type="gramEnd"/>
-      <w:r>
-        <w:rPr>
-          <w:b/>
-          <w:bCs/>
-        </w:rPr>
-        <w:t xml:space="preserve">lista, </w:t>
+        <w:t>separar_largura</w:t>
+      </w:r>
+      <w:proofErr w:type="spellEnd"/>
+      <w:r>
+        <w:rPr>
+          <w:b/>
+          <w:bCs/>
+        </w:rPr>
+        <w:t xml:space="preserve">(lista, </w:t>
       </w:r>
       <w:proofErr w:type="spellStart"/>
       <w:r>
@@ -626,31 +562,15 @@
           <w:b/>
           <w:bCs/>
         </w:rPr>
-        <w:t>separar_</w:t>
-      </w:r>
-      <w:proofErr w:type="gramStart"/>
-      <w:r>
-        <w:rPr>
-          <w:b/>
-          <w:bCs/>
-        </w:rPr>
-        <w:t>coordenadas</w:t>
-      </w:r>
-      <w:proofErr w:type="spellEnd"/>
-      <w:r>
-        <w:rPr>
-          <w:b/>
-          <w:bCs/>
-        </w:rPr>
-        <w:t>(</w:t>
-      </w:r>
-      <w:proofErr w:type="gramEnd"/>
-      <w:r>
-        <w:rPr>
-          <w:b/>
-          <w:bCs/>
-        </w:rPr>
-        <w:t xml:space="preserve">lista, </w:t>
+        <w:t>separar_coordenadas</w:t>
+      </w:r>
+      <w:proofErr w:type="spellEnd"/>
+      <w:r>
+        <w:rPr>
+          <w:b/>
+          <w:bCs/>
+        </w:rPr>
+        <w:t xml:space="preserve">(lista, </w:t>
       </w:r>
       <w:proofErr w:type="spellStart"/>
       <w:r>
@@ -1514,7 +1434,6 @@
         </w:numPr>
       </w:pPr>
       <w:proofErr w:type="spellStart"/>
-      <w:proofErr w:type="gramStart"/>
       <w:r>
         <w:rPr>
           <w:b/>
@@ -1523,7 +1442,6 @@
         <w:t>roverclass.ObstacleLoader</w:t>
       </w:r>
       <w:proofErr w:type="spellEnd"/>
-      <w:proofErr w:type="gramEnd"/>
       <w:r>
         <w:t xml:space="preserve"> → Carrega obstáculos a partir de um arquivo Excel.</w:t>
       </w:r>
@@ -1536,7 +1454,6 @@
         </w:numPr>
       </w:pPr>
       <w:proofErr w:type="spellStart"/>
-      <w:proofErr w:type="gramStart"/>
       <w:r>
         <w:rPr>
           <w:b/>
@@ -1545,7 +1462,6 @@
         <w:t>segmentutils.SegmentUtils</w:t>
       </w:r>
       <w:proofErr w:type="spellEnd"/>
-      <w:proofErr w:type="gramEnd"/>
       <w:r>
         <w:t xml:space="preserve"> → Gerencia a geração e filtragem de segmentos de caminho.</w:t>
       </w:r>
@@ -1558,7 +1474,6 @@
         </w:numPr>
       </w:pPr>
       <w:proofErr w:type="spellStart"/>
-      <w:proofErr w:type="gramStart"/>
       <w:r>
         <w:rPr>
           <w:b/>
@@ -1567,7 +1482,6 @@
         <w:t>plotutils.PlotUtils</w:t>
       </w:r>
       <w:proofErr w:type="spellEnd"/>
-      <w:proofErr w:type="gramEnd"/>
       <w:r>
         <w:t xml:space="preserve"> → Responsável pela visualização gráfica dos obstáculos e do grafo.</w:t>
       </w:r>
@@ -1580,7 +1494,6 @@
         </w:numPr>
       </w:pPr>
       <w:proofErr w:type="spellStart"/>
-      <w:proofErr w:type="gramStart"/>
       <w:r>
         <w:rPr>
           <w:b/>
@@ -1589,7 +1502,6 @@
         <w:t>aabbutils.AABBUtils</w:t>
       </w:r>
       <w:proofErr w:type="spellEnd"/>
-      <w:proofErr w:type="gramEnd"/>
       <w:r>
         <w:t xml:space="preserve"> → Converte o grafo para um formato dicionário e gera </w:t>
       </w:r>
@@ -1638,7 +1550,6 @@
         </w:numPr>
       </w:pPr>
       <w:proofErr w:type="spellStart"/>
-      <w:proofErr w:type="gramStart"/>
       <w:r>
         <w:rPr>
           <w:b/>
@@ -1647,7 +1558,6 @@
         <w:t>matplotlib.pyplot</w:t>
       </w:r>
       <w:proofErr w:type="spellEnd"/>
-      <w:proofErr w:type="gramEnd"/>
       <w:r>
         <w:t xml:space="preserve"> → Exibe gráficos e imagens.</w:t>
       </w:r>
@@ -2789,7 +2699,6 @@
         </w:numPr>
       </w:pPr>
       <w:proofErr w:type="spellStart"/>
-      <w:proofErr w:type="gramStart"/>
       <w:r>
         <w:rPr>
           <w:b/>
@@ -2798,7 +2707,6 @@
         <w:t>matplotlib.pyplot</w:t>
       </w:r>
       <w:proofErr w:type="spellEnd"/>
-      <w:proofErr w:type="gramEnd"/>
       <w:r>
         <w:t xml:space="preserve"> → Para visualização dos resultados.</w:t>
       </w:r>
@@ -3506,28 +3414,19 @@
           <w:i/>
           <w:iCs/>
         </w:rPr>
-        <w:t>a_</w:t>
-      </w:r>
-      <w:proofErr w:type="gramStart"/>
+        <w:t>a_star</w:t>
+      </w:r>
+      <w:proofErr w:type="spellEnd"/>
       <w:r>
         <w:rPr>
           <w:i/>
           <w:iCs/>
         </w:rPr>
-        <w:t>star</w:t>
-      </w:r>
-      <w:proofErr w:type="spellEnd"/>
-      <w:r>
-        <w:rPr>
-          <w:i/>
-          <w:iCs/>
-        </w:rPr>
         <w:t>)</w:t>
       </w:r>
       <w:r>
         <w:t>*</w:t>
       </w:r>
-      <w:proofErr w:type="gramEnd"/>
     </w:p>
     <w:p>
       <w:pPr>
@@ -3818,7 +3717,6 @@
         </w:numPr>
       </w:pPr>
       <w:proofErr w:type="spellStart"/>
-      <w:proofErr w:type="gramStart"/>
       <w:r>
         <w:rPr>
           <w:b/>
@@ -3827,7 +3725,6 @@
         <w:t>itertools.permutations</w:t>
       </w:r>
       <w:proofErr w:type="spellEnd"/>
-      <w:proofErr w:type="gramEnd"/>
       <w:r>
         <w:t xml:space="preserve"> → Para testar diferentes combinações de alocação de missões.</w:t>
       </w:r>
@@ -3840,7 +3737,6 @@
         </w:numPr>
       </w:pPr>
       <w:proofErr w:type="spellStart"/>
-      <w:proofErr w:type="gramStart"/>
       <w:r>
         <w:rPr>
           <w:b/>
@@ -3849,7 +3745,6 @@
         <w:t>matplotlib.pyplot</w:t>
       </w:r>
       <w:proofErr w:type="spellEnd"/>
-      <w:proofErr w:type="gramEnd"/>
       <w:r>
         <w:t xml:space="preserve"> → Para visualização do cronograma de execução.</w:t>
       </w:r>
@@ -9133,7 +9028,6 @@
         </w:rPr>
         <w:t>1️</w:t>
       </w:r>
-      <w:proofErr w:type="gramStart"/>
       <w:r>
         <w:rPr>
           <w:rFonts w:ascii="Segoe UI Symbol" w:hAnsi="Segoe UI Symbol" w:cs="Segoe UI Symbol"/>
@@ -9147,15 +9041,7 @@
           <w:b/>
           <w:bCs/>
         </w:rPr>
-        <w:t xml:space="preserve"> Processar</w:t>
-      </w:r>
-      <w:proofErr w:type="gramEnd"/>
-      <w:r>
-        <w:rPr>
-          <w:b/>
-          <w:bCs/>
-        </w:rPr>
-        <w:t xml:space="preserve"> o Arquivo Excel da Subestação</w:t>
+        <w:t xml:space="preserve"> Processar o Arquivo Excel da Subestação</w:t>
       </w:r>
     </w:p>
     <w:p>
@@ -9911,12 +9797,10 @@
         <w:t xml:space="preserve"> = </w:t>
       </w:r>
       <w:proofErr w:type="spellStart"/>
-      <w:proofErr w:type="gramStart"/>
       <w:r>
         <w:t>nx.DiGraph</w:t>
       </w:r>
       <w:proofErr w:type="spellEnd"/>
-      <w:proofErr w:type="gramEnd"/>
       <w:r>
         <w:t>()  # Grafo direcionado de missões</w:t>
       </w:r>
@@ -9931,12 +9815,10 @@
         <w:t xml:space="preserve"> = {"R1": </w:t>
       </w:r>
       <w:proofErr w:type="spellStart"/>
-      <w:proofErr w:type="gramStart"/>
       <w:r>
         <w:t>nx.Graph</w:t>
       </w:r>
       <w:proofErr w:type="spellEnd"/>
-      <w:proofErr w:type="gramEnd"/>
       <w:r>
         <w:t xml:space="preserve">(), "R2": </w:t>
       </w:r>
@@ -10054,20 +9936,6 @@
     <w:p>
       <w:proofErr w:type="spellStart"/>
       <w:r>
-        <w:t>python</w:t>
-      </w:r>
-      <w:proofErr w:type="spellEnd"/>
-    </w:p>
-    <w:p>
-      <w:proofErr w:type="spellStart"/>
-      <w:r>
-        <w:t>CopiarEditar</w:t>
-      </w:r>
-      <w:proofErr w:type="spellEnd"/>
-    </w:p>
-    <w:p>
-      <w:proofErr w:type="spellStart"/>
-      <w:r>
         <w:t>mission_times</w:t>
       </w:r>
       <w:proofErr w:type="spellEnd"/>
@@ -10117,20 +9985,6 @@
       </w:r>
     </w:p>
     <w:p>
-      <w:proofErr w:type="spellStart"/>
-      <w:r>
-        <w:t>python</w:t>
-      </w:r>
-      <w:proofErr w:type="spellEnd"/>
-    </w:p>
-    <w:p>
-      <w:proofErr w:type="spellStart"/>
-      <w:r>
-        <w:t>CopiarEditar</w:t>
-      </w:r>
-      <w:proofErr w:type="spellEnd"/>
-    </w:p>
-    <w:p>
       <w:pPr>
         <w:rPr>
           <w:lang w:val="en-US"/>
@@ -10141,28 +9995,14 @@
         <w:rPr>
           <w:lang w:val="en-US"/>
         </w:rPr>
-        <w:t>G_m.add_edges_</w:t>
-      </w:r>
-      <w:proofErr w:type="gramStart"/>
+        <w:t>G_m.add_edges_from</w:t>
+      </w:r>
+      <w:proofErr w:type="spellEnd"/>
       <w:r>
         <w:rPr>
           <w:lang w:val="en-US"/>
         </w:rPr>
-        <w:t>from</w:t>
-      </w:r>
-      <w:proofErr w:type="spellEnd"/>
-      <w:r>
-        <w:rPr>
-          <w:lang w:val="en-US"/>
-        </w:rPr>
-        <w:t>(</w:t>
-      </w:r>
-      <w:proofErr w:type="gramEnd"/>
-      <w:r>
-        <w:rPr>
-          <w:lang w:val="en-US"/>
-        </w:rPr>
-        <w:t>[</w:t>
+        <w:t>([</w:t>
       </w:r>
     </w:p>
     <w:p>
@@ -10225,20 +10065,6 @@
     <w:p>
       <w:proofErr w:type="spellStart"/>
       <w:r>
-        <w:t>python</w:t>
-      </w:r>
-      <w:proofErr w:type="spellEnd"/>
-    </w:p>
-    <w:p>
-      <w:proofErr w:type="spellStart"/>
-      <w:r>
-        <w:t>CopiarEditar</w:t>
-      </w:r>
-      <w:proofErr w:type="spellEnd"/>
-    </w:p>
-    <w:p>
-      <w:proofErr w:type="spellStart"/>
-      <w:r>
         <w:t>mission_execution</w:t>
       </w:r>
       <w:proofErr w:type="spellEnd"/>
@@ -10300,20 +10126,6 @@
     <w:p>
       <w:proofErr w:type="spellStart"/>
       <w:r>
-        <w:t>python</w:t>
-      </w:r>
-      <w:proofErr w:type="spellEnd"/>
-    </w:p>
-    <w:p>
-      <w:proofErr w:type="spellStart"/>
-      <w:r>
-        <w:t>CopiarEditar</w:t>
-      </w:r>
-      <w:proofErr w:type="spellEnd"/>
-    </w:p>
-    <w:p>
-      <w:proofErr w:type="spellStart"/>
-      <w:r>
         <w:t>robots_positions</w:t>
       </w:r>
       <w:proofErr w:type="spellEnd"/>
@@ -10326,7 +10138,6 @@
         <w:rPr>
           <w:rFonts w:ascii="Segoe UI Emoji" w:hAnsi="Segoe UI Emoji" w:cs="Segoe UI Emoji"/>
         </w:rPr>
-        <w:lastRenderedPageBreak/>
         <w:t>✅</w:t>
       </w:r>
       <w:r>
@@ -10450,20 +10261,6 @@
       </w:r>
     </w:p>
     <w:p>
-      <w:proofErr w:type="spellStart"/>
-      <w:r>
-        <w:t>python</w:t>
-      </w:r>
-      <w:proofErr w:type="spellEnd"/>
-    </w:p>
-    <w:p>
-      <w:proofErr w:type="spellStart"/>
-      <w:r>
-        <w:t>CopiarEditar</w:t>
-      </w:r>
-      <w:proofErr w:type="spellEnd"/>
-    </w:p>
-    <w:p>
       <w:pPr>
         <w:rPr>
           <w:lang w:val="en-US"/>
@@ -10558,6 +10355,7 @@
         <w:rPr>
           <w:lang w:val="en-US"/>
         </w:rPr>
+        <w:lastRenderedPageBreak/>
         <w:t>grafo_mapa</w:t>
       </w:r>
       <w:proofErr w:type="spellEnd"/>
@@ -10610,20 +10408,6 @@
         </w:rPr>
         <w:t>Definir as Posições Iniciais e Destinos</w:t>
       </w:r>
-    </w:p>
-    <w:p>
-      <w:proofErr w:type="spellStart"/>
-      <w:r>
-        <w:t>python</w:t>
-      </w:r>
-      <w:proofErr w:type="spellEnd"/>
-    </w:p>
-    <w:p>
-      <w:proofErr w:type="spellStart"/>
-      <w:r>
-        <w:t>CopiarEditar</w:t>
-      </w:r>
-      <w:proofErr w:type="spellEnd"/>
     </w:p>
     <w:p>
       <w:proofErr w:type="spellStart"/>
@@ -10664,20 +10448,6 @@
       </w:r>
     </w:p>
     <w:p>
-      <w:proofErr w:type="spellStart"/>
-      <w:r>
-        <w:t>python</w:t>
-      </w:r>
-      <w:proofErr w:type="spellEnd"/>
-    </w:p>
-    <w:p>
-      <w:proofErr w:type="spellStart"/>
-      <w:r>
-        <w:t>CopiarEditar</w:t>
-      </w:r>
-      <w:proofErr w:type="spellEnd"/>
-    </w:p>
-    <w:p>
       <w:pPr>
         <w:rPr>
           <w:lang w:val="en-US"/>
@@ -10690,7 +10460,6 @@
         <w:t xml:space="preserve">planner = </w:t>
       </w:r>
       <w:proofErr w:type="spellStart"/>
-      <w:proofErr w:type="gramStart"/>
       <w:r>
         <w:rPr>
           <w:lang w:val="en-US"/>
@@ -10705,7 +10474,6 @@
         <w:t>(</w:t>
       </w:r>
       <w:proofErr w:type="spellStart"/>
-      <w:proofErr w:type="gramEnd"/>
       <w:r>
         <w:rPr>
           <w:lang w:val="en-US"/>
@@ -10733,25 +10501,58 @@
         <w:t xml:space="preserve">path_r1_labels = </w:t>
       </w:r>
       <w:proofErr w:type="spellStart"/>
-      <w:proofErr w:type="gramStart"/>
       <w:r>
         <w:rPr>
           <w:lang w:val="en-US"/>
         </w:rPr>
-        <w:t>planner.a</w:t>
-      </w:r>
-      <w:proofErr w:type="gramEnd"/>
+        <w:t>planner.a_star</w:t>
+      </w:r>
+      <w:proofErr w:type="spellEnd"/>
       <w:r>
         <w:rPr>
           <w:lang w:val="en-US"/>
         </w:rPr>
-        <w:t>_star</w:t>
-      </w:r>
-      <w:proofErr w:type="spellEnd"/>
+        <w:t>(</w:t>
+      </w:r>
+      <w:proofErr w:type="spellStart"/>
       <w:r>
         <w:rPr>
           <w:lang w:val="en-US"/>
         </w:rPr>
+        <w:t>robots_positions</w:t>
+      </w:r>
+      <w:proofErr w:type="spellEnd"/>
+      <w:r>
+        <w:rPr>
+          <w:lang w:val="en-US"/>
+        </w:rPr>
+        <w:t>["R1"], destinations["R1"])</w:t>
+      </w:r>
+    </w:p>
+    <w:p>
+      <w:pPr>
+        <w:rPr>
+          <w:lang w:val="en-US"/>
+        </w:rPr>
+      </w:pPr>
+      <w:r>
+        <w:rPr>
+          <w:lang w:val="en-US"/>
+        </w:rPr>
+        <w:t xml:space="preserve">path_r2_labels = </w:t>
+      </w:r>
+      <w:proofErr w:type="spellStart"/>
+      <w:r>
+        <w:rPr>
+          <w:lang w:val="en-US"/>
+        </w:rPr>
+        <w:t>planner.a_star</w:t>
+      </w:r>
+      <w:proofErr w:type="spellEnd"/>
+      <w:r>
+        <w:rPr>
+          <w:lang w:val="en-US"/>
+        </w:rPr>
         <w:t>(</w:t>
       </w:r>
       <w:proofErr w:type="spellStart"/>
@@ -10766,7 +10567,22 @@
         <w:rPr>
           <w:lang w:val="en-US"/>
         </w:rPr>
-        <w:t>["R1"], destinations["R1"])</w:t>
+        <w:t>["R2"], destinations["R2"])</w:t>
+      </w:r>
+    </w:p>
+    <w:p>
+      <w:pPr>
+        <w:numPr>
+          <w:ilvl w:val="0"/>
+          <w:numId w:val="79"/>
+        </w:numPr>
+      </w:pPr>
+      <w:r>
+        <w:rPr>
+          <w:b/>
+          <w:bCs/>
+        </w:rPr>
+        <w:t>Converter Caminhos para Coordenadas</w:t>
       </w:r>
     </w:p>
     <w:p>
@@ -10779,28 +10595,61 @@
         <w:rPr>
           <w:lang w:val="en-US"/>
         </w:rPr>
-        <w:t xml:space="preserve">path_r2_labels = </w:t>
-      </w:r>
-      <w:proofErr w:type="spellStart"/>
-      <w:proofErr w:type="gramStart"/>
+        <w:t xml:space="preserve">path_r1_coords = </w:t>
+      </w:r>
+      <w:proofErr w:type="spellStart"/>
       <w:r>
         <w:rPr>
           <w:lang w:val="en-US"/>
         </w:rPr>
-        <w:t>planner.a</w:t>
-      </w:r>
-      <w:proofErr w:type="gramEnd"/>
+        <w:t>get_path_from_label</w:t>
+      </w:r>
+      <w:proofErr w:type="spellEnd"/>
       <w:r>
         <w:rPr>
           <w:lang w:val="en-US"/>
         </w:rPr>
-        <w:t>_star</w:t>
-      </w:r>
-      <w:proofErr w:type="spellEnd"/>
+        <w:t>(</w:t>
+      </w:r>
+      <w:proofErr w:type="spellStart"/>
       <w:r>
         <w:rPr>
           <w:lang w:val="en-US"/>
         </w:rPr>
+        <w:t>graph_nx</w:t>
+      </w:r>
+      <w:proofErr w:type="spellEnd"/>
+      <w:r>
+        <w:rPr>
+          <w:lang w:val="en-US"/>
+        </w:rPr>
+        <w:t>, path_r1_labels[0])</w:t>
+      </w:r>
+    </w:p>
+    <w:p>
+      <w:pPr>
+        <w:rPr>
+          <w:lang w:val="en-US"/>
+        </w:rPr>
+      </w:pPr>
+      <w:r>
+        <w:rPr>
+          <w:lang w:val="en-US"/>
+        </w:rPr>
+        <w:t xml:space="preserve">path_r2_coords = </w:t>
+      </w:r>
+      <w:proofErr w:type="spellStart"/>
+      <w:r>
+        <w:rPr>
+          <w:lang w:val="en-US"/>
+        </w:rPr>
+        <w:t>get_path_from_label</w:t>
+      </w:r>
+      <w:proofErr w:type="spellEnd"/>
+      <w:r>
+        <w:rPr>
+          <w:lang w:val="en-US"/>
+        </w:rPr>
         <w:t>(</w:t>
       </w:r>
       <w:proofErr w:type="spellStart"/>
@@ -10808,14 +10657,14 @@
         <w:rPr>
           <w:lang w:val="en-US"/>
         </w:rPr>
-        <w:t>robots_positions</w:t>
+        <w:t>graph_nx</w:t>
       </w:r>
       <w:proofErr w:type="spellEnd"/>
       <w:r>
         <w:rPr>
           <w:lang w:val="en-US"/>
         </w:rPr>
-        <w:t>["R2"], destinations["R2"])</w:t>
+        <w:t>, path_r2_labels[0])</w:t>
       </w:r>
     </w:p>
     <w:p>
@@ -10830,22 +10679,27 @@
           <w:b/>
           <w:bCs/>
         </w:rPr>
-        <w:t>Converter Caminhos para Coordenadas</w:t>
-      </w:r>
-    </w:p>
-    <w:p>
-      <w:proofErr w:type="spellStart"/>
-      <w:r>
-        <w:t>python</w:t>
-      </w:r>
-      <w:proofErr w:type="spellEnd"/>
-    </w:p>
-    <w:p>
-      <w:proofErr w:type="spellStart"/>
-      <w:r>
-        <w:t>CopiarEditar</w:t>
-      </w:r>
-      <w:proofErr w:type="spellEnd"/>
+        <w:t xml:space="preserve">Iniciar Simulação no </w:t>
+      </w:r>
+      <w:proofErr w:type="spellStart"/>
+      <w:r>
+        <w:rPr>
+          <w:b/>
+          <w:bCs/>
+        </w:rPr>
+        <w:t>Pygame</w:t>
+      </w:r>
+      <w:proofErr w:type="spellEnd"/>
+    </w:p>
+    <w:p>
+      <w:proofErr w:type="spellStart"/>
+      <w:r>
+        <w:t>pygame.init</w:t>
+      </w:r>
+      <w:proofErr w:type="spellEnd"/>
+      <w:r>
+        <w:t>()</w:t>
+      </w:r>
     </w:p>
     <w:p>
       <w:pPr>
@@ -10857,92 +10711,31 @@
         <w:rPr>
           <w:lang w:val="en-US"/>
         </w:rPr>
-        <w:t xml:space="preserve">path_r1_coords = </w:t>
+        <w:t xml:space="preserve">screen = </w:t>
       </w:r>
       <w:proofErr w:type="spellStart"/>
       <w:r>
         <w:rPr>
           <w:lang w:val="en-US"/>
         </w:rPr>
-        <w:t>get_path_from_</w:t>
-      </w:r>
-      <w:proofErr w:type="gramStart"/>
+        <w:t>pygame.display.set_mode</w:t>
+      </w:r>
+      <w:proofErr w:type="spellEnd"/>
       <w:r>
         <w:rPr>
           <w:lang w:val="en-US"/>
         </w:rPr>
-        <w:t>label</w:t>
-      </w:r>
-      <w:proofErr w:type="spellEnd"/>
-      <w:r>
-        <w:rPr>
-          <w:lang w:val="en-US"/>
-        </w:rPr>
-        <w:t>(</w:t>
-      </w:r>
-      <w:proofErr w:type="spellStart"/>
-      <w:proofErr w:type="gramEnd"/>
-      <w:r>
-        <w:rPr>
-          <w:lang w:val="en-US"/>
-        </w:rPr>
-        <w:t>graph_nx</w:t>
-      </w:r>
-      <w:proofErr w:type="spellEnd"/>
-      <w:r>
-        <w:rPr>
-          <w:lang w:val="en-US"/>
-        </w:rPr>
-        <w:t>, path_r1_labels[0])</w:t>
-      </w:r>
-    </w:p>
-    <w:p>
-      <w:pPr>
-        <w:rPr>
-          <w:lang w:val="en-US"/>
-        </w:rPr>
-      </w:pPr>
-      <w:r>
-        <w:rPr>
-          <w:lang w:val="en-US"/>
-        </w:rPr>
-        <w:t xml:space="preserve">path_r2_coords = </w:t>
-      </w:r>
-      <w:proofErr w:type="spellStart"/>
-      <w:r>
-        <w:rPr>
-          <w:lang w:val="en-US"/>
-        </w:rPr>
-        <w:t>get_path_from_</w:t>
-      </w:r>
-      <w:proofErr w:type="gramStart"/>
-      <w:r>
-        <w:rPr>
-          <w:lang w:val="en-US"/>
-        </w:rPr>
-        <w:t>label</w:t>
-      </w:r>
-      <w:proofErr w:type="spellEnd"/>
-      <w:r>
-        <w:rPr>
-          <w:lang w:val="en-US"/>
-        </w:rPr>
-        <w:t>(</w:t>
-      </w:r>
-      <w:proofErr w:type="spellStart"/>
-      <w:proofErr w:type="gramEnd"/>
-      <w:r>
-        <w:rPr>
-          <w:lang w:val="en-US"/>
-        </w:rPr>
-        <w:t>graph_nx</w:t>
-      </w:r>
-      <w:proofErr w:type="spellEnd"/>
-      <w:r>
-        <w:rPr>
-          <w:lang w:val="en-US"/>
-        </w:rPr>
-        <w:t>, path_r2_labels[0])</w:t>
+        <w:t>((WIDTH, HEIGHT))</w:t>
+      </w:r>
+    </w:p>
+    <w:p>
+      <w:proofErr w:type="spellStart"/>
+      <w:r>
+        <w:t>pygame.display.set_caption</w:t>
+      </w:r>
+      <w:proofErr w:type="spellEnd"/>
+      <w:r>
+        <w:t>("Rovers - Caminho em Amarelo")</w:t>
       </w:r>
     </w:p>
     <w:p>
@@ -10957,173 +10750,33 @@
           <w:b/>
           <w:bCs/>
         </w:rPr>
-        <w:t xml:space="preserve">Iniciar Simulação no </w:t>
-      </w:r>
-      <w:proofErr w:type="spellStart"/>
-      <w:r>
-        <w:rPr>
-          <w:b/>
-          <w:bCs/>
-        </w:rPr>
-        <w:t>Pygame</w:t>
-      </w:r>
-      <w:proofErr w:type="spellEnd"/>
-    </w:p>
-    <w:p>
-      <w:proofErr w:type="spellStart"/>
-      <w:r>
-        <w:lastRenderedPageBreak/>
-        <w:t>python</w:t>
-      </w:r>
-      <w:proofErr w:type="spellEnd"/>
-    </w:p>
-    <w:p>
-      <w:proofErr w:type="spellStart"/>
-      <w:r>
-        <w:t>CopiarEditar</w:t>
-      </w:r>
-      <w:proofErr w:type="spellEnd"/>
-    </w:p>
-    <w:p>
-      <w:proofErr w:type="spellStart"/>
-      <w:proofErr w:type="gramStart"/>
-      <w:r>
-        <w:t>pygame.init</w:t>
-      </w:r>
-      <w:proofErr w:type="spellEnd"/>
-      <w:proofErr w:type="gramEnd"/>
+        <w:t>Criar os Modelos dos Rovers</w:t>
+      </w:r>
+    </w:p>
+    <w:p>
+      <w:r>
+        <w:t xml:space="preserve">rover1_model, rover1_ctrl = </w:t>
+      </w:r>
+      <w:proofErr w:type="spellStart"/>
+      <w:r>
+        <w:t>criar_rover</w:t>
+      </w:r>
+      <w:proofErr w:type="spellEnd"/>
       <w:r>
         <w:t>()</w:t>
       </w:r>
     </w:p>
     <w:p>
-      <w:pPr>
-        <w:rPr>
-          <w:lang w:val="en-US"/>
-        </w:rPr>
-      </w:pPr>
-      <w:r>
-        <w:rPr>
-          <w:lang w:val="en-US"/>
-        </w:rPr>
-        <w:t xml:space="preserve">screen = </w:t>
-      </w:r>
-      <w:proofErr w:type="spellStart"/>
-      <w:r>
-        <w:rPr>
-          <w:lang w:val="en-US"/>
-        </w:rPr>
-        <w:t>pygame.display.set_</w:t>
-      </w:r>
-      <w:proofErr w:type="gramStart"/>
-      <w:r>
-        <w:rPr>
-          <w:lang w:val="en-US"/>
-        </w:rPr>
-        <w:t>mode</w:t>
-      </w:r>
-      <w:proofErr w:type="spellEnd"/>
-      <w:r>
-        <w:rPr>
-          <w:lang w:val="en-US"/>
-        </w:rPr>
-        <w:t>(</w:t>
-      </w:r>
-      <w:proofErr w:type="gramEnd"/>
-      <w:r>
-        <w:rPr>
-          <w:lang w:val="en-US"/>
-        </w:rPr>
-        <w:t>(WIDTH, HEIGHT))</w:t>
-      </w:r>
-    </w:p>
-    <w:p>
-      <w:proofErr w:type="spellStart"/>
-      <w:r>
-        <w:t>pygame.display.set_</w:t>
-      </w:r>
-      <w:proofErr w:type="gramStart"/>
-      <w:r>
-        <w:t>caption</w:t>
-      </w:r>
-      <w:proofErr w:type="spellEnd"/>
-      <w:r>
-        <w:t>(</w:t>
-      </w:r>
-      <w:proofErr w:type="gramEnd"/>
-      <w:r>
-        <w:t>"Rovers - Caminho em Amarelo")</w:t>
-      </w:r>
-    </w:p>
-    <w:p>
-      <w:pPr>
-        <w:numPr>
-          <w:ilvl w:val="0"/>
-          <w:numId w:val="79"/>
-        </w:numPr>
-      </w:pPr>
-      <w:r>
-        <w:rPr>
-          <w:b/>
-          <w:bCs/>
-        </w:rPr>
-        <w:t>Criar os Modelos dos Rovers</w:t>
-      </w:r>
-    </w:p>
-    <w:p>
-      <w:proofErr w:type="spellStart"/>
-      <w:r>
-        <w:t>python</w:t>
-      </w:r>
-      <w:proofErr w:type="spellEnd"/>
-    </w:p>
-    <w:p>
-      <w:proofErr w:type="spellStart"/>
-      <w:r>
-        <w:t>CopiarEditar</w:t>
-      </w:r>
-      <w:proofErr w:type="spellEnd"/>
-    </w:p>
-    <w:p>
-      <w:r>
-        <w:t xml:space="preserve">rover1_model, rover1_ctrl = </w:t>
-      </w:r>
-      <w:proofErr w:type="spellStart"/>
-      <w:r>
-        <w:t>criar_</w:t>
-      </w:r>
-      <w:proofErr w:type="gramStart"/>
-      <w:r>
-        <w:t>rover</w:t>
-      </w:r>
-      <w:proofErr w:type="spellEnd"/>
-      <w:r>
-        <w:t>(</w:t>
-      </w:r>
-      <w:proofErr w:type="gramEnd"/>
-      <w:r>
-        <w:t>)</w:t>
-      </w:r>
-    </w:p>
-    <w:p>
       <w:r>
         <w:t xml:space="preserve">rover2_model, rover2_ctrl = </w:t>
       </w:r>
       <w:proofErr w:type="spellStart"/>
       <w:r>
-        <w:t>criar_</w:t>
-      </w:r>
-      <w:proofErr w:type="gramStart"/>
-      <w:r>
-        <w:t>rover</w:t>
-      </w:r>
-      <w:proofErr w:type="spellEnd"/>
-      <w:r>
-        <w:t>(</w:t>
-      </w:r>
-      <w:proofErr w:type="gramEnd"/>
-      <w:r>
-        <w:t>)</w:t>
+        <w:t>criar_rover</w:t>
+      </w:r>
+      <w:proofErr w:type="spellEnd"/>
+      <w:r>
+        <w:t>()</w:t>
       </w:r>
     </w:p>
     <w:p>
@@ -11259,6 +10912,7 @@
         </w:numPr>
       </w:pPr>
       <w:r>
+        <w:lastRenderedPageBreak/>
         <w:t xml:space="preserve">Para cada obstáculo, gera </w:t>
       </w:r>
       <w:r>
@@ -11405,7 +11059,6 @@
         <w:rPr>
           <w:rFonts w:ascii="Segoe UI Emoji" w:hAnsi="Segoe UI Emoji" w:cs="Segoe UI Emoji"/>
         </w:rPr>
-        <w:lastRenderedPageBreak/>
         <w:t>🔹</w:t>
       </w:r>
       <w:r>
@@ -11494,7 +11147,106 @@
       </w:r>
     </w:p>
     <w:p/>
-    <w:p/>
+    <w:p>
+      <w:pPr>
+        <w:rPr>
+          <w:sz w:val="20"/>
+          <w:szCs w:val="20"/>
+        </w:rPr>
+      </w:pPr>
+      <w:r>
+        <w:rPr>
+          <w:rFonts w:ascii="Segoe UI Emoji" w:hAnsi="Segoe UI Emoji" w:cs="Segoe UI Emoji"/>
+          <w:sz w:val="20"/>
+          <w:szCs w:val="20"/>
+        </w:rPr>
+        <w:t>🚀</w:t>
+      </w:r>
+      <w:r>
+        <w:rPr>
+          <w:sz w:val="20"/>
+          <w:szCs w:val="20"/>
+        </w:rPr>
+        <w:t xml:space="preserve"> R1 executará M_B em TPC2_4 (Deslocamento: 16.6s, Execução: 3s) </w:t>
+      </w:r>
+    </w:p>
+    <w:p>
+      <w:pPr>
+        <w:rPr>
+          <w:sz w:val="20"/>
+          <w:szCs w:val="20"/>
+        </w:rPr>
+      </w:pPr>
+      <w:r>
+        <w:rPr>
+          <w:rFonts w:ascii="Segoe UI Emoji" w:hAnsi="Segoe UI Emoji" w:cs="Segoe UI Emoji"/>
+          <w:sz w:val="20"/>
+          <w:szCs w:val="20"/>
+        </w:rPr>
+        <w:t>🚀</w:t>
+      </w:r>
+      <w:r>
+        <w:rPr>
+          <w:sz w:val="20"/>
+          <w:szCs w:val="20"/>
+        </w:rPr>
+        <w:t xml:space="preserve"> R1 executará M_C em TPC3_0 (Deslocamento: 5.0s, Execução: 3s</w:t>
+      </w:r>
+    </w:p>
+    <w:p>
+      <w:pPr>
+        <w:rPr>
+          <w:sz w:val="20"/>
+          <w:szCs w:val="20"/>
+        </w:rPr>
+      </w:pPr>
+    </w:p>
+    <w:p>
+      <w:pPr>
+        <w:rPr>
+          <w:sz w:val="20"/>
+          <w:szCs w:val="20"/>
+        </w:rPr>
+      </w:pPr>
+      <w:r>
+        <w:rPr>
+          <w:rFonts w:ascii="Segoe UI Emoji" w:hAnsi="Segoe UI Emoji" w:cs="Segoe UI Emoji"/>
+          <w:sz w:val="20"/>
+          <w:szCs w:val="20"/>
+        </w:rPr>
+        <w:t>🚀</w:t>
+      </w:r>
+      <w:r>
+        <w:rPr>
+          <w:sz w:val="20"/>
+          <w:szCs w:val="20"/>
+        </w:rPr>
+        <w:t xml:space="preserve"> R2 executará M_D em PR12_4 (Deslocamento: 37.4s, Execução: 2s) </w:t>
+      </w:r>
+    </w:p>
+    <w:p>
+      <w:pPr>
+        <w:rPr>
+          <w:sz w:val="20"/>
+          <w:szCs w:val="20"/>
+        </w:rPr>
+      </w:pPr>
+      <w:r>
+        <w:rPr>
+          <w:rFonts w:ascii="Segoe UI Emoji" w:hAnsi="Segoe UI Emoji" w:cs="Segoe UI Emoji"/>
+          <w:sz w:val="20"/>
+          <w:szCs w:val="20"/>
+        </w:rPr>
+        <w:t>🚀</w:t>
+      </w:r>
+      <w:r>
+        <w:rPr>
+          <w:sz w:val="20"/>
+          <w:szCs w:val="20"/>
+        </w:rPr>
+        <w:t xml:space="preserve"> R2 executará M_A em PR13_7 (Deslocamento: 47.699999999999996s, Execução: 2s) </w:t>
+      </w:r>
+    </w:p>
     <w:sectPr>
       <w:pgSz w:w="11906" w:h="16838"/>
       <w:pgMar w:top="1417" w:right="1701" w:bottom="1417" w:left="1701" w:header="708" w:footer="708" w:gutter="0"/>
